--- a/Bieu_mau_Word/BM-FSC-07_Checklist_ho_so_xuat_ban_xuat_khau.docx
+++ b/Bieu_mau_Word/BM-FSC-07_Checklist_ho_so_xuat_ban_xuat_khau.docx
@@ -109,7 +109,7 @@
     </w:tbl>
     <w:p>
       <w:pPr>
-        <w:spacing w:after="60" w:before="60" w:line="264"/>
+        <w:spacing w:after="20" w:before="60" w:line="264"/>
       </w:pPr>
       <w:r>
         <w:rPr>
@@ -134,6 +134,35 @@
           <w:szCs w:val="21"/>
         </w:rPr>
         <w:t xml:space="preserve">Bảo đảm bộ hồ sơ xuất bán/xuất khẩu đầy đủ, khớp số liệu và đáp ứng yêu cầu FSC CW của khách hàng.</w:t>
+      </w:r>
+    </w:p>
+    <w:p>
+      <w:pPr>
+        <w:spacing w:after="60" w:before="0" w:line="264"/>
+      </w:pPr>
+      <w:r>
+        <w:rPr>
+          <w:rFonts w:ascii="Times New Roman" w:cs="Times New Roman" w:eastAsia="Times New Roman" w:hAnsi="Times New Roman"/>
+          <w:b/>
+          <w:bCs/>
+          <w:i/>
+          <w:iCs/>
+          <w:color w:val="2E75B6"/>
+          <w:sz w:val="21"/>
+          <w:szCs w:val="21"/>
+        </w:rPr>
+        <w:t xml:space="preserve">Tham chiếu FSC: </w:t>
+      </w:r>
+      <w:r>
+        <w:rPr>
+          <w:rFonts w:ascii="Times New Roman" w:cs="Times New Roman" w:eastAsia="Times New Roman" w:hAnsi="Times New Roman"/>
+          <w:i/>
+          <w:iCs/>
+          <w:color w:val="404040"/>
+          <w:sz w:val="21"/>
+          <w:szCs w:val="21"/>
+        </w:rPr>
+        <w:t xml:space="preserve">FSC-STD-40-004 V3-1 mục 5.1 — thông tin bắt buộc trên hóa đơn, chứng từ giao hàng có tuyên bố FSC.</w:t>
       </w:r>
     </w:p>
     <w:p>
@@ -431,7 +460,7 @@
                 <w:sz w:val="22"/>
                 <w:szCs w:val="22"/>
               </w:rPr>
-              <w:t xml:space="preserve">Khối lượng xuất</w:t>
+              <w:t xml:space="preserve">Khối lượng xuất / Tuyên bố FSC</w:t>
             </w:r>
           </w:p>
         </w:tc>
@@ -463,7 +492,7 @@
                 <w:sz w:val="22"/>
                 <w:szCs w:val="22"/>
               </w:rPr>
-              <w:t xml:space="preserve">……………… tấn</w:t>
+              <w:t xml:space="preserve">……………… tấn   |   ☐ FSC Controlled Wood   ☐ Không tuyên bố</w:t>
             </w:r>
           </w:p>
         </w:tc>
@@ -1601,6 +1630,736 @@
                 <w:szCs w:val="22"/>
               </w:rPr>
               <w:t xml:space="preserve">(Nếu khách hàng yêu cầu FSC CW) Đã in FSC database của khách hàng, ngày in trùng ngày ký đơn hàng / hợp đồng.</w:t>
+            </w:r>
+          </w:p>
+        </w:tc>
+        <w:tc>
+          <w:tcPr>
+            <w:tcW w:type="dxa" w:w="1000"/>
+            <w:tcBorders>
+              <w:top w:val="single" w:color="7F7F7F" w:sz="4"/>
+              <w:left w:val="single" w:color="7F7F7F" w:sz="4"/>
+              <w:bottom w:val="single" w:color="7F7F7F" w:sz="4"/>
+              <w:right w:val="single" w:color="7F7F7F" w:sz="4"/>
+            </w:tcBorders>
+            <w:shd w:fill="F5F8FC" w:color="auto" w:val="clear"/>
+            <w:tcMar>
+              <w:top w:type="dxa" w:w="50"/>
+              <w:left w:type="dxa" w:w="100"/>
+              <w:bottom w:type="dxa" w:w="50"/>
+              <w:right w:type="dxa" w:w="100"/>
+            </w:tcMar>
+            <w:vAlign w:val="center"/>
+          </w:tcPr>
+          <w:p>
+            <w:pPr>
+              <w:spacing w:after="40" w:before="0" w:line="264"/>
+              <w:jc w:val="center"/>
+            </w:pPr>
+            <w:r>
+              <w:rPr>
+                <w:rFonts w:ascii="Times New Roman" w:cs="Times New Roman" w:eastAsia="Times New Roman" w:hAnsi="Times New Roman"/>
+                <w:sz w:val="28"/>
+                <w:szCs w:val="28"/>
+              </w:rPr>
+              <w:t xml:space="preserve">☐</w:t>
+            </w:r>
+          </w:p>
+        </w:tc>
+        <w:tc>
+          <w:tcPr>
+            <w:tcW w:type="dxa" w:w="1000"/>
+            <w:tcBorders>
+              <w:top w:val="single" w:color="7F7F7F" w:sz="4"/>
+              <w:left w:val="single" w:color="7F7F7F" w:sz="4"/>
+              <w:bottom w:val="single" w:color="7F7F7F" w:sz="4"/>
+              <w:right w:val="single" w:color="7F7F7F" w:sz="4"/>
+            </w:tcBorders>
+            <w:shd w:fill="F5F8FC" w:color="auto" w:val="clear"/>
+            <w:tcMar>
+              <w:top w:type="dxa" w:w="50"/>
+              <w:left w:type="dxa" w:w="100"/>
+              <w:bottom w:type="dxa" w:w="50"/>
+              <w:right w:type="dxa" w:w="100"/>
+            </w:tcMar>
+            <w:vAlign w:val="center"/>
+          </w:tcPr>
+          <w:p>
+            <w:pPr>
+              <w:spacing w:after="40" w:before="0" w:line="264"/>
+              <w:jc w:val="center"/>
+            </w:pPr>
+            <w:r>
+              <w:rPr>
+                <w:rFonts w:ascii="Times New Roman" w:cs="Times New Roman" w:eastAsia="Times New Roman" w:hAnsi="Times New Roman"/>
+                <w:sz w:val="28"/>
+                <w:szCs w:val="28"/>
+              </w:rPr>
+              <w:t xml:space="preserve">☐</w:t>
+            </w:r>
+          </w:p>
+        </w:tc>
+        <w:tc>
+          <w:tcPr>
+            <w:tcW w:type="dxa" w:w="1700"/>
+            <w:tcBorders>
+              <w:top w:val="single" w:color="7F7F7F" w:sz="4"/>
+              <w:left w:val="single" w:color="7F7F7F" w:sz="4"/>
+              <w:bottom w:val="single" w:color="7F7F7F" w:sz="4"/>
+              <w:right w:val="single" w:color="7F7F7F" w:sz="4"/>
+            </w:tcBorders>
+            <w:shd w:fill="F5F8FC" w:color="auto" w:val="clear"/>
+            <w:tcMar>
+              <w:top w:type="dxa" w:w="50"/>
+              <w:left w:type="dxa" w:w="100"/>
+              <w:bottom w:type="dxa" w:w="50"/>
+              <w:right w:type="dxa" w:w="100"/>
+            </w:tcMar>
+            <w:vAlign w:val="center"/>
+          </w:tcPr>
+          <w:p>
+            <w:pPr>
+              <w:spacing w:after="40" w:before="0" w:line="264"/>
+            </w:pPr>
+            <w:r>
+              <w:rPr>
+                <w:rFonts w:ascii="Times New Roman" w:cs="Times New Roman" w:eastAsia="Times New Roman" w:hAnsi="Times New Roman"/>
+                <w:sz w:val="23"/>
+                <w:szCs w:val="23"/>
+              </w:rPr>
+              <w:t xml:space="preserve"/>
+            </w:r>
+          </w:p>
+        </w:tc>
+      </w:tr>
+      <w:tr>
+        <w:trPr>
+          <w:cantSplit/>
+          <w:trHeight w:val="380" w:hRule="atLeast"/>
+        </w:trPr>
+        <w:tc>
+          <w:tcPr>
+            <w:tcW w:type="dxa" w:w="9638"/>
+            <w:gridSpan w:val="5"/>
+            <w:tcBorders>
+              <w:top w:val="single" w:color="7F7F7F" w:sz="4"/>
+              <w:left w:val="single" w:color="7F7F7F" w:sz="4"/>
+              <w:bottom w:val="single" w:color="7F7F7F" w:sz="4"/>
+              <w:right w:val="single" w:color="7F7F7F" w:sz="4"/>
+            </w:tcBorders>
+            <w:shd w:fill="DEEAF6" w:color="auto" w:val="clear"/>
+            <w:tcMar>
+              <w:top w:type="dxa" w:w="50"/>
+              <w:left w:type="dxa" w:w="100"/>
+              <w:bottom w:type="dxa" w:w="50"/>
+              <w:right w:type="dxa" w:w="100"/>
+            </w:tcMar>
+            <w:vAlign w:val="center"/>
+          </w:tcPr>
+          <w:p>
+            <w:pPr>
+              <w:spacing w:after="40" w:before="0" w:line="264"/>
+            </w:pPr>
+            <w:r>
+              <w:rPr>
+                <w:rFonts w:ascii="Times New Roman" w:cs="Times New Roman" w:eastAsia="Times New Roman" w:hAnsi="Times New Roman"/>
+                <w:b/>
+                <w:bCs/>
+                <w:color w:val="1F3864"/>
+                <w:sz w:val="22"/>
+                <w:szCs w:val="22"/>
+              </w:rPr>
+              <w:t xml:space="preserve">Yêu cầu FSC đối với chứng từ bán hàng (khi bán có tuyên bố FSC)</w:t>
+            </w:r>
+          </w:p>
+        </w:tc>
+      </w:tr>
+      <w:tr>
+        <w:trPr>
+          <w:cantSplit/>
+          <w:trHeight w:val="420" w:hRule="atLeast"/>
+        </w:trPr>
+        <w:tc>
+          <w:tcPr>
+            <w:tcW w:type="dxa" w:w="640"/>
+            <w:tcBorders>
+              <w:top w:val="single" w:color="7F7F7F" w:sz="4"/>
+              <w:left w:val="single" w:color="7F7F7F" w:sz="4"/>
+              <w:bottom w:val="single" w:color="7F7F7F" w:sz="4"/>
+              <w:right w:val="single" w:color="7F7F7F" w:sz="4"/>
+            </w:tcBorders>
+            <w:tcMar>
+              <w:top w:type="dxa" w:w="50"/>
+              <w:left w:type="dxa" w:w="100"/>
+              <w:bottom w:type="dxa" w:w="50"/>
+              <w:right w:type="dxa" w:w="100"/>
+            </w:tcMar>
+            <w:vAlign w:val="center"/>
+          </w:tcPr>
+          <w:p>
+            <w:pPr>
+              <w:spacing w:after="40" w:before="0" w:line="264"/>
+              <w:jc w:val="center"/>
+            </w:pPr>
+            <w:r>
+              <w:rPr>
+                <w:rFonts w:ascii="Times New Roman" w:cs="Times New Roman" w:eastAsia="Times New Roman" w:hAnsi="Times New Roman"/>
+                <w:sz w:val="22"/>
+                <w:szCs w:val="22"/>
+              </w:rPr>
+              <w:t xml:space="preserve">1</w:t>
+            </w:r>
+          </w:p>
+        </w:tc>
+        <w:tc>
+          <w:tcPr>
+            <w:tcW w:type="dxa" w:w="5298"/>
+            <w:tcBorders>
+              <w:top w:val="single" w:color="7F7F7F" w:sz="4"/>
+              <w:left w:val="single" w:color="7F7F7F" w:sz="4"/>
+              <w:bottom w:val="single" w:color="7F7F7F" w:sz="4"/>
+              <w:right w:val="single" w:color="7F7F7F" w:sz="4"/>
+            </w:tcBorders>
+            <w:tcMar>
+              <w:top w:type="dxa" w:w="50"/>
+              <w:left w:type="dxa" w:w="100"/>
+              <w:bottom w:type="dxa" w:w="50"/>
+              <w:right w:type="dxa" w:w="100"/>
+            </w:tcMar>
+            <w:vAlign w:val="center"/>
+          </w:tcPr>
+          <w:p>
+            <w:pPr>
+              <w:spacing w:after="40" w:before="0" w:line="264"/>
+            </w:pPr>
+            <w:r>
+              <w:rPr>
+                <w:rFonts w:ascii="Times New Roman" w:cs="Times New Roman" w:eastAsia="Times New Roman" w:hAnsi="Times New Roman"/>
+                <w:sz w:val="22"/>
+                <w:szCs w:val="22"/>
+              </w:rPr>
+              <w:t xml:space="preserve">Hóa đơn ghi đủ: tên và địa chỉ Công ty, tên khách hàng, mô tả sản phẩm, số lượng, ngày, tuyên bố FSC đúng (VD: “FSC Controlled Wood”). </w:t>
+            </w:r>
+            <w:r>
+              <w:rPr>
+                <w:rFonts w:ascii="Times New Roman" w:cs="Times New Roman" w:eastAsia="Times New Roman" w:hAnsi="Times New Roman"/>
+                <w:b/>
+                <w:bCs/>
+                <w:color w:val="2E75B6"/>
+                <w:sz w:val="18"/>
+                <w:szCs w:val="18"/>
+              </w:rPr>
+              <w:t xml:space="preserve">[40-004 mục 5.1]</w:t>
+            </w:r>
+          </w:p>
+        </w:tc>
+        <w:tc>
+          <w:tcPr>
+            <w:tcW w:type="dxa" w:w="1000"/>
+            <w:tcBorders>
+              <w:top w:val="single" w:color="7F7F7F" w:sz="4"/>
+              <w:left w:val="single" w:color="7F7F7F" w:sz="4"/>
+              <w:bottom w:val="single" w:color="7F7F7F" w:sz="4"/>
+              <w:right w:val="single" w:color="7F7F7F" w:sz="4"/>
+            </w:tcBorders>
+            <w:tcMar>
+              <w:top w:type="dxa" w:w="50"/>
+              <w:left w:type="dxa" w:w="100"/>
+              <w:bottom w:type="dxa" w:w="50"/>
+              <w:right w:type="dxa" w:w="100"/>
+            </w:tcMar>
+            <w:vAlign w:val="center"/>
+          </w:tcPr>
+          <w:p>
+            <w:pPr>
+              <w:spacing w:after="40" w:before="0" w:line="264"/>
+              <w:jc w:val="center"/>
+            </w:pPr>
+            <w:r>
+              <w:rPr>
+                <w:rFonts w:ascii="Times New Roman" w:cs="Times New Roman" w:eastAsia="Times New Roman" w:hAnsi="Times New Roman"/>
+                <w:sz w:val="28"/>
+                <w:szCs w:val="28"/>
+              </w:rPr>
+              <w:t xml:space="preserve">☐</w:t>
+            </w:r>
+          </w:p>
+        </w:tc>
+        <w:tc>
+          <w:tcPr>
+            <w:tcW w:type="dxa" w:w="1000"/>
+            <w:tcBorders>
+              <w:top w:val="single" w:color="7F7F7F" w:sz="4"/>
+              <w:left w:val="single" w:color="7F7F7F" w:sz="4"/>
+              <w:bottom w:val="single" w:color="7F7F7F" w:sz="4"/>
+              <w:right w:val="single" w:color="7F7F7F" w:sz="4"/>
+            </w:tcBorders>
+            <w:tcMar>
+              <w:top w:type="dxa" w:w="50"/>
+              <w:left w:type="dxa" w:w="100"/>
+              <w:bottom w:type="dxa" w:w="50"/>
+              <w:right w:type="dxa" w:w="100"/>
+            </w:tcMar>
+            <w:vAlign w:val="center"/>
+          </w:tcPr>
+          <w:p>
+            <w:pPr>
+              <w:spacing w:after="40" w:before="0" w:line="264"/>
+              <w:jc w:val="center"/>
+            </w:pPr>
+            <w:r>
+              <w:rPr>
+                <w:rFonts w:ascii="Times New Roman" w:cs="Times New Roman" w:eastAsia="Times New Roman" w:hAnsi="Times New Roman"/>
+                <w:sz w:val="28"/>
+                <w:szCs w:val="28"/>
+              </w:rPr>
+              <w:t xml:space="preserve">☐</w:t>
+            </w:r>
+          </w:p>
+        </w:tc>
+        <w:tc>
+          <w:tcPr>
+            <w:tcW w:type="dxa" w:w="1700"/>
+            <w:tcBorders>
+              <w:top w:val="single" w:color="7F7F7F" w:sz="4"/>
+              <w:left w:val="single" w:color="7F7F7F" w:sz="4"/>
+              <w:bottom w:val="single" w:color="7F7F7F" w:sz="4"/>
+              <w:right w:val="single" w:color="7F7F7F" w:sz="4"/>
+            </w:tcBorders>
+            <w:tcMar>
+              <w:top w:type="dxa" w:w="50"/>
+              <w:left w:type="dxa" w:w="100"/>
+              <w:bottom w:type="dxa" w:w="50"/>
+              <w:right w:type="dxa" w:w="100"/>
+            </w:tcMar>
+            <w:vAlign w:val="center"/>
+          </w:tcPr>
+          <w:p>
+            <w:pPr>
+              <w:spacing w:after="40" w:before="0" w:line="264"/>
+            </w:pPr>
+            <w:r>
+              <w:rPr>
+                <w:rFonts w:ascii="Times New Roman" w:cs="Times New Roman" w:eastAsia="Times New Roman" w:hAnsi="Times New Roman"/>
+                <w:sz w:val="23"/>
+                <w:szCs w:val="23"/>
+              </w:rPr>
+              <w:t xml:space="preserve"/>
+            </w:r>
+          </w:p>
+        </w:tc>
+      </w:tr>
+      <w:tr>
+        <w:trPr>
+          <w:cantSplit/>
+          <w:trHeight w:val="420" w:hRule="atLeast"/>
+        </w:trPr>
+        <w:tc>
+          <w:tcPr>
+            <w:tcW w:type="dxa" w:w="640"/>
+            <w:tcBorders>
+              <w:top w:val="single" w:color="7F7F7F" w:sz="4"/>
+              <w:left w:val="single" w:color="7F7F7F" w:sz="4"/>
+              <w:bottom w:val="single" w:color="7F7F7F" w:sz="4"/>
+              <w:right w:val="single" w:color="7F7F7F" w:sz="4"/>
+            </w:tcBorders>
+            <w:shd w:fill="F5F8FC" w:color="auto" w:val="clear"/>
+            <w:tcMar>
+              <w:top w:type="dxa" w:w="50"/>
+              <w:left w:type="dxa" w:w="100"/>
+              <w:bottom w:type="dxa" w:w="50"/>
+              <w:right w:type="dxa" w:w="100"/>
+            </w:tcMar>
+            <w:vAlign w:val="center"/>
+          </w:tcPr>
+          <w:p>
+            <w:pPr>
+              <w:spacing w:after="40" w:before="0" w:line="264"/>
+              <w:jc w:val="center"/>
+            </w:pPr>
+            <w:r>
+              <w:rPr>
+                <w:rFonts w:ascii="Times New Roman" w:cs="Times New Roman" w:eastAsia="Times New Roman" w:hAnsi="Times New Roman"/>
+                <w:sz w:val="22"/>
+                <w:szCs w:val="22"/>
+              </w:rPr>
+              <w:t xml:space="preserve">2</w:t>
+            </w:r>
+          </w:p>
+        </w:tc>
+        <w:tc>
+          <w:tcPr>
+            <w:tcW w:type="dxa" w:w="5298"/>
+            <w:tcBorders>
+              <w:top w:val="single" w:color="7F7F7F" w:sz="4"/>
+              <w:left w:val="single" w:color="7F7F7F" w:sz="4"/>
+              <w:bottom w:val="single" w:color="7F7F7F" w:sz="4"/>
+              <w:right w:val="single" w:color="7F7F7F" w:sz="4"/>
+            </w:tcBorders>
+            <w:shd w:fill="F5F8FC" w:color="auto" w:val="clear"/>
+            <w:tcMar>
+              <w:top w:type="dxa" w:w="50"/>
+              <w:left w:type="dxa" w:w="100"/>
+              <w:bottom w:type="dxa" w:w="50"/>
+              <w:right w:type="dxa" w:w="100"/>
+            </w:tcMar>
+            <w:vAlign w:val="center"/>
+          </w:tcPr>
+          <w:p>
+            <w:pPr>
+              <w:spacing w:after="40" w:before="0" w:line="264"/>
+            </w:pPr>
+            <w:r>
+              <w:rPr>
+                <w:rFonts w:ascii="Times New Roman" w:cs="Times New Roman" w:eastAsia="Times New Roman" w:hAnsi="Times New Roman"/>
+                <w:sz w:val="22"/>
+                <w:szCs w:val="22"/>
+              </w:rPr>
+              <w:t xml:space="preserve">Hóa đơn ghi mã chứng chỉ FSC CoC / CW của Công ty. </w:t>
+            </w:r>
+            <w:r>
+              <w:rPr>
+                <w:rFonts w:ascii="Times New Roman" w:cs="Times New Roman" w:eastAsia="Times New Roman" w:hAnsi="Times New Roman"/>
+                <w:b/>
+                <w:bCs/>
+                <w:color w:val="2E75B6"/>
+                <w:sz w:val="18"/>
+                <w:szCs w:val="18"/>
+              </w:rPr>
+              <w:t xml:space="preserve">[40-004 mục 5.1]</w:t>
+            </w:r>
+          </w:p>
+        </w:tc>
+        <w:tc>
+          <w:tcPr>
+            <w:tcW w:type="dxa" w:w="1000"/>
+            <w:tcBorders>
+              <w:top w:val="single" w:color="7F7F7F" w:sz="4"/>
+              <w:left w:val="single" w:color="7F7F7F" w:sz="4"/>
+              <w:bottom w:val="single" w:color="7F7F7F" w:sz="4"/>
+              <w:right w:val="single" w:color="7F7F7F" w:sz="4"/>
+            </w:tcBorders>
+            <w:shd w:fill="F5F8FC" w:color="auto" w:val="clear"/>
+            <w:tcMar>
+              <w:top w:type="dxa" w:w="50"/>
+              <w:left w:type="dxa" w:w="100"/>
+              <w:bottom w:type="dxa" w:w="50"/>
+              <w:right w:type="dxa" w:w="100"/>
+            </w:tcMar>
+            <w:vAlign w:val="center"/>
+          </w:tcPr>
+          <w:p>
+            <w:pPr>
+              <w:spacing w:after="40" w:before="0" w:line="264"/>
+              <w:jc w:val="center"/>
+            </w:pPr>
+            <w:r>
+              <w:rPr>
+                <w:rFonts w:ascii="Times New Roman" w:cs="Times New Roman" w:eastAsia="Times New Roman" w:hAnsi="Times New Roman"/>
+                <w:sz w:val="28"/>
+                <w:szCs w:val="28"/>
+              </w:rPr>
+              <w:t xml:space="preserve">☐</w:t>
+            </w:r>
+          </w:p>
+        </w:tc>
+        <w:tc>
+          <w:tcPr>
+            <w:tcW w:type="dxa" w:w="1000"/>
+            <w:tcBorders>
+              <w:top w:val="single" w:color="7F7F7F" w:sz="4"/>
+              <w:left w:val="single" w:color="7F7F7F" w:sz="4"/>
+              <w:bottom w:val="single" w:color="7F7F7F" w:sz="4"/>
+              <w:right w:val="single" w:color="7F7F7F" w:sz="4"/>
+            </w:tcBorders>
+            <w:shd w:fill="F5F8FC" w:color="auto" w:val="clear"/>
+            <w:tcMar>
+              <w:top w:type="dxa" w:w="50"/>
+              <w:left w:type="dxa" w:w="100"/>
+              <w:bottom w:type="dxa" w:w="50"/>
+              <w:right w:type="dxa" w:w="100"/>
+            </w:tcMar>
+            <w:vAlign w:val="center"/>
+          </w:tcPr>
+          <w:p>
+            <w:pPr>
+              <w:spacing w:after="40" w:before="0" w:line="264"/>
+              <w:jc w:val="center"/>
+            </w:pPr>
+            <w:r>
+              <w:rPr>
+                <w:rFonts w:ascii="Times New Roman" w:cs="Times New Roman" w:eastAsia="Times New Roman" w:hAnsi="Times New Roman"/>
+                <w:sz w:val="28"/>
+                <w:szCs w:val="28"/>
+              </w:rPr>
+              <w:t xml:space="preserve">☐</w:t>
+            </w:r>
+          </w:p>
+        </w:tc>
+        <w:tc>
+          <w:tcPr>
+            <w:tcW w:type="dxa" w:w="1700"/>
+            <w:tcBorders>
+              <w:top w:val="single" w:color="7F7F7F" w:sz="4"/>
+              <w:left w:val="single" w:color="7F7F7F" w:sz="4"/>
+              <w:bottom w:val="single" w:color="7F7F7F" w:sz="4"/>
+              <w:right w:val="single" w:color="7F7F7F" w:sz="4"/>
+            </w:tcBorders>
+            <w:shd w:fill="F5F8FC" w:color="auto" w:val="clear"/>
+            <w:tcMar>
+              <w:top w:type="dxa" w:w="50"/>
+              <w:left w:type="dxa" w:w="100"/>
+              <w:bottom w:type="dxa" w:w="50"/>
+              <w:right w:type="dxa" w:w="100"/>
+            </w:tcMar>
+            <w:vAlign w:val="center"/>
+          </w:tcPr>
+          <w:p>
+            <w:pPr>
+              <w:spacing w:after="40" w:before="0" w:line="264"/>
+            </w:pPr>
+            <w:r>
+              <w:rPr>
+                <w:rFonts w:ascii="Times New Roman" w:cs="Times New Roman" w:eastAsia="Times New Roman" w:hAnsi="Times New Roman"/>
+                <w:sz w:val="23"/>
+                <w:szCs w:val="23"/>
+              </w:rPr>
+              <w:t xml:space="preserve"/>
+            </w:r>
+          </w:p>
+        </w:tc>
+      </w:tr>
+      <w:tr>
+        <w:trPr>
+          <w:cantSplit/>
+          <w:trHeight w:val="420" w:hRule="atLeast"/>
+        </w:trPr>
+        <w:tc>
+          <w:tcPr>
+            <w:tcW w:type="dxa" w:w="640"/>
+            <w:tcBorders>
+              <w:top w:val="single" w:color="7F7F7F" w:sz="4"/>
+              <w:left w:val="single" w:color="7F7F7F" w:sz="4"/>
+              <w:bottom w:val="single" w:color="7F7F7F" w:sz="4"/>
+              <w:right w:val="single" w:color="7F7F7F" w:sz="4"/>
+            </w:tcBorders>
+            <w:tcMar>
+              <w:top w:type="dxa" w:w="50"/>
+              <w:left w:type="dxa" w:w="100"/>
+              <w:bottom w:type="dxa" w:w="50"/>
+              <w:right w:type="dxa" w:w="100"/>
+            </w:tcMar>
+            <w:vAlign w:val="center"/>
+          </w:tcPr>
+          <w:p>
+            <w:pPr>
+              <w:spacing w:after="40" w:before="0" w:line="264"/>
+              <w:jc w:val="center"/>
+            </w:pPr>
+            <w:r>
+              <w:rPr>
+                <w:rFonts w:ascii="Times New Roman" w:cs="Times New Roman" w:eastAsia="Times New Roman" w:hAnsi="Times New Roman"/>
+                <w:sz w:val="22"/>
+                <w:szCs w:val="22"/>
+              </w:rPr>
+              <w:t xml:space="preserve">3</w:t>
+            </w:r>
+          </w:p>
+        </w:tc>
+        <w:tc>
+          <w:tcPr>
+            <w:tcW w:type="dxa" w:w="5298"/>
+            <w:tcBorders>
+              <w:top w:val="single" w:color="7F7F7F" w:sz="4"/>
+              <w:left w:val="single" w:color="7F7F7F" w:sz="4"/>
+              <w:bottom w:val="single" w:color="7F7F7F" w:sz="4"/>
+              <w:right w:val="single" w:color="7F7F7F" w:sz="4"/>
+            </w:tcBorders>
+            <w:tcMar>
+              <w:top w:type="dxa" w:w="50"/>
+              <w:left w:type="dxa" w:w="100"/>
+              <w:bottom w:type="dxa" w:w="50"/>
+              <w:right w:type="dxa" w:w="100"/>
+            </w:tcMar>
+            <w:vAlign w:val="center"/>
+          </w:tcPr>
+          <w:p>
+            <w:pPr>
+              <w:spacing w:after="40" w:before="0" w:line="264"/>
+            </w:pPr>
+            <w:r>
+              <w:rPr>
+                <w:rFonts w:ascii="Times New Roman" w:cs="Times New Roman" w:eastAsia="Times New Roman" w:hAnsi="Times New Roman"/>
+                <w:sz w:val="22"/>
+                <w:szCs w:val="22"/>
+              </w:rPr>
+              <w:t xml:space="preserve">Chứng từ giao hàng tách rời hóa đơn có cùng thông tin và tham chiếu số hóa đơn.</w:t>
+            </w:r>
+          </w:p>
+        </w:tc>
+        <w:tc>
+          <w:tcPr>
+            <w:tcW w:type="dxa" w:w="1000"/>
+            <w:tcBorders>
+              <w:top w:val="single" w:color="7F7F7F" w:sz="4"/>
+              <w:left w:val="single" w:color="7F7F7F" w:sz="4"/>
+              <w:bottom w:val="single" w:color="7F7F7F" w:sz="4"/>
+              <w:right w:val="single" w:color="7F7F7F" w:sz="4"/>
+            </w:tcBorders>
+            <w:tcMar>
+              <w:top w:type="dxa" w:w="50"/>
+              <w:left w:type="dxa" w:w="100"/>
+              <w:bottom w:type="dxa" w:w="50"/>
+              <w:right w:type="dxa" w:w="100"/>
+            </w:tcMar>
+            <w:vAlign w:val="center"/>
+          </w:tcPr>
+          <w:p>
+            <w:pPr>
+              <w:spacing w:after="40" w:before="0" w:line="264"/>
+              <w:jc w:val="center"/>
+            </w:pPr>
+            <w:r>
+              <w:rPr>
+                <w:rFonts w:ascii="Times New Roman" w:cs="Times New Roman" w:eastAsia="Times New Roman" w:hAnsi="Times New Roman"/>
+                <w:sz w:val="28"/>
+                <w:szCs w:val="28"/>
+              </w:rPr>
+              <w:t xml:space="preserve">☐</w:t>
+            </w:r>
+          </w:p>
+        </w:tc>
+        <w:tc>
+          <w:tcPr>
+            <w:tcW w:type="dxa" w:w="1000"/>
+            <w:tcBorders>
+              <w:top w:val="single" w:color="7F7F7F" w:sz="4"/>
+              <w:left w:val="single" w:color="7F7F7F" w:sz="4"/>
+              <w:bottom w:val="single" w:color="7F7F7F" w:sz="4"/>
+              <w:right w:val="single" w:color="7F7F7F" w:sz="4"/>
+            </w:tcBorders>
+            <w:tcMar>
+              <w:top w:type="dxa" w:w="50"/>
+              <w:left w:type="dxa" w:w="100"/>
+              <w:bottom w:type="dxa" w:w="50"/>
+              <w:right w:type="dxa" w:w="100"/>
+            </w:tcMar>
+            <w:vAlign w:val="center"/>
+          </w:tcPr>
+          <w:p>
+            <w:pPr>
+              <w:spacing w:after="40" w:before="0" w:line="264"/>
+              <w:jc w:val="center"/>
+            </w:pPr>
+            <w:r>
+              <w:rPr>
+                <w:rFonts w:ascii="Times New Roman" w:cs="Times New Roman" w:eastAsia="Times New Roman" w:hAnsi="Times New Roman"/>
+                <w:sz w:val="28"/>
+                <w:szCs w:val="28"/>
+              </w:rPr>
+              <w:t xml:space="preserve">☐</w:t>
+            </w:r>
+          </w:p>
+        </w:tc>
+        <w:tc>
+          <w:tcPr>
+            <w:tcW w:type="dxa" w:w="1700"/>
+            <w:tcBorders>
+              <w:top w:val="single" w:color="7F7F7F" w:sz="4"/>
+              <w:left w:val="single" w:color="7F7F7F" w:sz="4"/>
+              <w:bottom w:val="single" w:color="7F7F7F" w:sz="4"/>
+              <w:right w:val="single" w:color="7F7F7F" w:sz="4"/>
+            </w:tcBorders>
+            <w:tcMar>
+              <w:top w:type="dxa" w:w="50"/>
+              <w:left w:type="dxa" w:w="100"/>
+              <w:bottom w:type="dxa" w:w="50"/>
+              <w:right w:type="dxa" w:w="100"/>
+            </w:tcMar>
+            <w:vAlign w:val="center"/>
+          </w:tcPr>
+          <w:p>
+            <w:pPr>
+              <w:spacing w:after="40" w:before="0" w:line="264"/>
+            </w:pPr>
+            <w:r>
+              <w:rPr>
+                <w:rFonts w:ascii="Times New Roman" w:cs="Times New Roman" w:eastAsia="Times New Roman" w:hAnsi="Times New Roman"/>
+                <w:sz w:val="23"/>
+                <w:szCs w:val="23"/>
+              </w:rPr>
+              <w:t xml:space="preserve"/>
+            </w:r>
+          </w:p>
+        </w:tc>
+      </w:tr>
+      <w:tr>
+        <w:trPr>
+          <w:cantSplit/>
+          <w:trHeight w:val="420" w:hRule="atLeast"/>
+        </w:trPr>
+        <w:tc>
+          <w:tcPr>
+            <w:tcW w:type="dxa" w:w="640"/>
+            <w:tcBorders>
+              <w:top w:val="single" w:color="7F7F7F" w:sz="4"/>
+              <w:left w:val="single" w:color="7F7F7F" w:sz="4"/>
+              <w:bottom w:val="single" w:color="7F7F7F" w:sz="4"/>
+              <w:right w:val="single" w:color="7F7F7F" w:sz="4"/>
+            </w:tcBorders>
+            <w:shd w:fill="F5F8FC" w:color="auto" w:val="clear"/>
+            <w:tcMar>
+              <w:top w:type="dxa" w:w="50"/>
+              <w:left w:type="dxa" w:w="100"/>
+              <w:bottom w:type="dxa" w:w="50"/>
+              <w:right w:type="dxa" w:w="100"/>
+            </w:tcMar>
+            <w:vAlign w:val="center"/>
+          </w:tcPr>
+          <w:p>
+            <w:pPr>
+              <w:spacing w:after="40" w:before="0" w:line="264"/>
+              <w:jc w:val="center"/>
+            </w:pPr>
+            <w:r>
+              <w:rPr>
+                <w:rFonts w:ascii="Times New Roman" w:cs="Times New Roman" w:eastAsia="Times New Roman" w:hAnsi="Times New Roman"/>
+                <w:sz w:val="22"/>
+                <w:szCs w:val="22"/>
+              </w:rPr>
+              <w:t xml:space="preserve">4</w:t>
+            </w:r>
+          </w:p>
+        </w:tc>
+        <w:tc>
+          <w:tcPr>
+            <w:tcW w:type="dxa" w:w="5298"/>
+            <w:tcBorders>
+              <w:top w:val="single" w:color="7F7F7F" w:sz="4"/>
+              <w:left w:val="single" w:color="7F7F7F" w:sz="4"/>
+              <w:bottom w:val="single" w:color="7F7F7F" w:sz="4"/>
+              <w:right w:val="single" w:color="7F7F7F" w:sz="4"/>
+            </w:tcBorders>
+            <w:shd w:fill="F5F8FC" w:color="auto" w:val="clear"/>
+            <w:tcMar>
+              <w:top w:type="dxa" w:w="50"/>
+              <w:left w:type="dxa" w:w="100"/>
+              <w:bottom w:type="dxa" w:w="50"/>
+              <w:right w:type="dxa" w:w="100"/>
+            </w:tcMar>
+            <w:vAlign w:val="center"/>
+          </w:tcPr>
+          <w:p>
+            <w:pPr>
+              <w:spacing w:after="40" w:before="0" w:line="264"/>
+            </w:pPr>
+            <w:r>
+              <w:rPr>
+                <w:rFonts w:ascii="Times New Roman" w:cs="Times New Roman" w:eastAsia="Times New Roman" w:hAnsi="Times New Roman"/>
+                <w:sz w:val="22"/>
+                <w:szCs w:val="22"/>
+              </w:rPr>
+              <w:t xml:space="preserve">Khối lượng bán có tuyên bố FSC không vượt khối lượng nguyên liệu đủ điều kiện đã nhập (đối chiếu sổ xuất – nhập – tồn).</w:t>
             </w:r>
           </w:p>
         </w:tc>
